--- a/GEM_Letterhead_Set_v1.0/04_qa/fixtures/QA_en_2_pages.docx
+++ b/GEM_Letterhead_Set_v1.0/04_qa/fixtures/QA_en_2_pages.docx
@@ -4,7 +4,7 @@
   <w:body>
     <w:p>
       <w:pPr>
-        <w:spacing w:after="180" w:before="0" w:line="210" w:lineRule="exact"/>
+        <w:spacing w:after="180" w:before="0" w:line="240" w:lineRule="exact"/>
         <w:jc w:val="left"/>
         <w:keepNext w:val="0"/>
         <w:widowControl/>
@@ -19,13 +19,14 @@
           <w:lang w:val="en-GB" w:bidi="en-GB"/>
           <w:rtl w:val="0"/>
           <w:szCs w:val="15"/>
+          <w:bCs w:val="0"/>
         </w:rPr>
         <w:t>SAMPLE CONTENT</w:t>
       </w:r>
     </w:p>
     <w:p>
       <w:pPr>
-        <w:spacing w:after="200" w:before="0" w:line="238" w:lineRule="exact"/>
+        <w:spacing w:after="200" w:before="0" w:line="272" w:lineRule="exact"/>
         <w:jc w:val="left"/>
         <w:keepNext w:val="0"/>
         <w:widowControl/>
@@ -40,13 +41,14 @@
           <w:lang w:val="en-GB" w:bidi="en-GB"/>
           <w:rtl w:val="0"/>
           <w:szCs w:val="17"/>
+          <w:bCs w:val="0"/>
         </w:rPr>
         <w:t>Date: [DATE]    Reference: [REFERENCE NUMBER]</w:t>
       </w:r>
     </w:p>
     <w:p>
       <w:pPr>
-        <w:spacing w:after="200" w:before="0" w:line="294" w:lineRule="exact"/>
+        <w:spacing w:after="200" w:before="0" w:line="336" w:lineRule="exact"/>
         <w:jc w:val="left"/>
         <w:keepNext/>
         <w:widowControl/>
@@ -61,6 +63,7 @@
           <w:lang w:val="en-GB" w:bidi="en-GB"/>
           <w:rtl w:val="0"/>
           <w:szCs w:val="21"/>
+          <w:bCs w:val="0"/>
         </w:rPr>
         <w:t>[RECIPIENT NAME]</w:t>
         <w:br/>
@@ -74,7 +77,7 @@
     <w:p>
       <w:pPr>
         <w:pStyle w:val="Heading1"/>
-        <w:spacing w:after="240" w:before="0" w:line="336" w:lineRule="exact"/>
+        <w:spacing w:after="240" w:before="0" w:line="384" w:lineRule="exact"/>
         <w:jc w:val="left"/>
         <w:keepNext/>
         <w:widowControl/>
@@ -83,19 +86,20 @@
       <w:r>
         <w:rPr>
           <w:rFonts w:ascii="Jost" w:hAnsi="Jost" w:cs="Jost" w:eastAsia="Jost"/>
-          <w:b/>
+          <w:b w:val="0"/>
           <w:color w:val="12171D"/>
           <w:sz w:val="24"/>
           <w:lang w:val="en-GB" w:bidi="en-GB"/>
           <w:rtl w:val="0"/>
           <w:szCs w:val="24"/>
+          <w:bCs w:val="0"/>
         </w:rPr>
         <w:t>Request for supplier information and product documentation</w:t>
       </w:r>
     </w:p>
     <w:p>
       <w:pPr>
-        <w:spacing w:after="200" w:before="0" w:line="294" w:lineRule="exact"/>
+        <w:spacing w:after="200" w:before="0" w:line="336" w:lineRule="exact"/>
         <w:jc w:val="left"/>
         <w:keepNext w:val="0"/>
         <w:widowControl/>
@@ -110,13 +114,16 @@
           <w:lang w:val="en-GB" w:bidi="en-GB"/>
           <w:rtl w:val="0"/>
           <w:szCs w:val="21"/>
+          <w:bCs w:val="0"/>
         </w:rPr>
         <w:t>Dear [RECIPIENT NAME],</w:t>
       </w:r>
     </w:p>
     <w:p>
       <w:pPr>
-        <w:spacing w:after="120" w:before="0" w:line="294" w:lineRule="exact"/>
+        <w:pStyle w:val="BodyText"/>
+        <w:spacing w:after="120" w:before="0" w:line="336" w:lineRule="exact"/>
+        <w:ind w:right="1701"/>
         <w:jc w:val="left"/>
         <w:keepNext w:val="0"/>
         <w:widowControl/>
@@ -131,13 +138,16 @@
           <w:lang w:val="en-GB" w:bidi="en-GB"/>
           <w:rtl w:val="0"/>
           <w:szCs w:val="21"/>
+          <w:bCs w:val="0"/>
         </w:rPr>
         <w:t>Please share the available product information and supporting documentation for our internal review. Indicate which details are confirmed and which require further validation.</w:t>
       </w:r>
     </w:p>
     <w:p>
       <w:pPr>
-        <w:spacing w:after="120" w:before="0" w:line="294" w:lineRule="exact"/>
+        <w:pStyle w:val="BodyText"/>
+        <w:spacing w:after="120" w:before="0" w:line="336" w:lineRule="exact"/>
+        <w:ind w:right="1701"/>
         <w:jc w:val="left"/>
         <w:keepNext w:val="0"/>
         <w:widowControl/>
@@ -152,6 +162,7 @@
           <w:lang w:val="en-GB" w:bidi="en-GB"/>
           <w:rtl w:val="0"/>
           <w:szCs w:val="21"/>
+          <w:bCs w:val="0"/>
         </w:rPr>
         <w:t>We would welcome a concise response identifying the relevant contact and any information needed from us. This sample does not create a commercial commitment or confirm a supplier relationship.</w:t>
       </w:r>
@@ -163,7 +174,9 @@
     </w:p>
     <w:p>
       <w:pPr>
-        <w:spacing w:after="120" w:before="0" w:line="294" w:lineRule="exact"/>
+        <w:pStyle w:val="BodyText"/>
+        <w:spacing w:after="120" w:before="0" w:line="336" w:lineRule="exact"/>
+        <w:ind w:right="1701"/>
         <w:jc w:val="left"/>
         <w:keepNext w:val="0"/>
         <w:widowControl/>
@@ -178,13 +191,16 @@
           <w:lang w:val="en-GB" w:bidi="en-GB"/>
           <w:rtl w:val="0"/>
           <w:szCs w:val="21"/>
+          <w:bCs w:val="0"/>
         </w:rPr>
         <w:t>Additional sample review text. Please identify verified information and any documents requiring further review. This paragraph tests correspondence pagination and remains sample content.</w:t>
       </w:r>
     </w:p>
     <w:p>
       <w:pPr>
-        <w:spacing w:after="120" w:before="0" w:line="294" w:lineRule="exact"/>
+        <w:pStyle w:val="BodyText"/>
+        <w:spacing w:after="120" w:before="0" w:line="336" w:lineRule="exact"/>
+        <w:ind w:right="1701"/>
         <w:jc w:val="left"/>
         <w:keepNext w:val="0"/>
         <w:widowControl/>
@@ -199,13 +215,16 @@
           <w:lang w:val="en-GB" w:bidi="en-GB"/>
           <w:rtl w:val="0"/>
           <w:szCs w:val="21"/>
+          <w:bCs w:val="0"/>
         </w:rPr>
         <w:t>Additional sample review text. Please identify verified information and any documents requiring further review. This paragraph tests correspondence pagination and remains sample content.</w:t>
       </w:r>
     </w:p>
     <w:p>
       <w:pPr>
-        <w:spacing w:after="120" w:before="0" w:line="294" w:lineRule="exact"/>
+        <w:pStyle w:val="BodyText"/>
+        <w:spacing w:after="120" w:before="0" w:line="336" w:lineRule="exact"/>
+        <w:ind w:right="1701"/>
         <w:jc w:val="left"/>
         <w:keepNext w:val="0"/>
         <w:widowControl/>
@@ -220,13 +239,16 @@
           <w:lang w:val="en-GB" w:bidi="en-GB"/>
           <w:rtl w:val="0"/>
           <w:szCs w:val="21"/>
+          <w:bCs w:val="0"/>
         </w:rPr>
         <w:t>Additional sample review text. Please identify verified information and any documents requiring further review. This paragraph tests correspondence pagination and remains sample content.</w:t>
       </w:r>
     </w:p>
     <w:p>
       <w:pPr>
-        <w:spacing w:after="120" w:before="0" w:line="294" w:lineRule="exact"/>
+        <w:pStyle w:val="BodyText"/>
+        <w:spacing w:after="120" w:before="0" w:line="336" w:lineRule="exact"/>
+        <w:ind w:right="1701"/>
         <w:jc w:val="left"/>
         <w:keepNext w:val="0"/>
         <w:widowControl/>
@@ -241,13 +263,14 @@
           <w:lang w:val="en-GB" w:bidi="en-GB"/>
           <w:rtl w:val="0"/>
           <w:szCs w:val="21"/>
+          <w:bCs w:val="0"/>
         </w:rPr>
         <w:t>Additional sample review text. Please identify verified information and any documents requiring further review. This paragraph tests correspondence pagination and remains sample content.</w:t>
       </w:r>
     </w:p>
     <w:p>
       <w:pPr>
-        <w:spacing w:after="80" w:before="200" w:line="294" w:lineRule="exact"/>
+        <w:spacing w:after="80" w:before="200" w:line="336" w:lineRule="exact"/>
         <w:jc w:val="left"/>
         <w:keepNext/>
         <w:widowControl/>
@@ -262,13 +285,14 @@
           <w:lang w:val="en-GB" w:bidi="en-GB"/>
           <w:rtl w:val="0"/>
           <w:szCs w:val="21"/>
+          <w:bCs w:val="0"/>
         </w:rPr>
         <w:t>Yours sincerely,</w:t>
       </w:r>
     </w:p>
     <w:p>
       <w:pPr>
-        <w:spacing w:after="80" w:before="907" w:line="224" w:lineRule="exact"/>
+        <w:spacing w:after="80" w:before="907" w:line="256" w:lineRule="exact"/>
         <w:jc w:val="left"/>
         <w:keepNext/>
         <w:widowControl/>
@@ -283,13 +307,14 @@
           <w:lang w:val="en-GB" w:bidi="en-GB"/>
           <w:rtl w:val="0"/>
           <w:szCs w:val="16"/>
+          <w:bCs w:val="0"/>
         </w:rPr>
         <w:t>[SIGNATURE]</w:t>
       </w:r>
     </w:p>
     <w:p>
       <w:pPr>
-        <w:spacing w:after="0" w:before="0" w:line="294" w:lineRule="exact"/>
+        <w:spacing w:after="0" w:before="0" w:line="336" w:lineRule="exact"/>
         <w:jc w:val="left"/>
         <w:keepNext w:val="0"/>
         <w:widowControl/>
@@ -298,12 +323,13 @@
       <w:r>
         <w:rPr>
           <w:rFonts w:ascii="Inter" w:hAnsi="Inter" w:cs="Inter" w:eastAsia="Inter"/>
-          <w:b/>
+          <w:b w:val="0"/>
           <w:color w:val="12171D"/>
           <w:sz w:val="21"/>
           <w:lang w:val="en-GB" w:bidi="en-GB"/>
           <w:rtl w:val="0"/>
           <w:szCs w:val="21"/>
+          <w:bCs w:val="0"/>
         </w:rPr>
         <w:t>[SIGNATORY NAME]</w:t>
         <w:br/>
@@ -330,6 +356,7 @@
   <w:p>
     <w:pPr>
       <w:pStyle w:val="Footer"/>
+      <w:bidi w:val="0"/>
       <w:spacing w:after="80"/>
       <w:jc w:val="left"/>
       <w:pBdr>
@@ -345,12 +372,14 @@
         <w:lang w:val="en-GB" w:bidi="en-GB"/>
         <w:rtl w:val="0"/>
         <w:szCs w:val="15"/>
+        <w:bCs w:val="0"/>
       </w:rPr>
       <w:t>GEM™   [ADDRESS] · [CITY] · [COUNTRY] · [POSTAL CODE]</w:t>
     </w:r>
   </w:p>
   <w:p>
     <w:pPr>
+      <w:bidi w:val="0"/>
       <w:spacing w:after="120"/>
       <w:jc w:val="left"/>
     </w:pPr>
@@ -363,6 +392,7 @@
         <w:lang w:val="en-GB" w:bidi="en-GB"/>
         <w:rtl w:val="0"/>
         <w:szCs w:val="15"/>
+        <w:bCs w:val="0"/>
       </w:rPr>
       <w:t>[T]   [E]   [W]</w:t>
     </w:r>
@@ -375,6 +405,7 @@
         <w:lang w:val="en-GB" w:bidi="en-GB"/>
         <w:rtl w:val="0"/>
         <w:szCs w:val="15"/>
+        <w:bCs w:val="0"/>
       </w:rPr>
       <w:t xml:space="preserve">     Page </w:t>
     </w:r>
@@ -397,6 +428,7 @@
         <w:lang w:val="en-GB" w:bidi="en-GB"/>
         <w:rtl w:val="0"/>
         <w:szCs w:val="15"/>
+        <w:bCs w:val="0"/>
       </w:rPr>
       <w:t xml:space="preserve"> of </w:t>
     </w:r>
@@ -413,6 +445,7 @@
   </w:p>
   <w:p>
     <w:pPr>
+      <w:bidi w:val="0"/>
       <w:jc w:val="left"/>
     </w:pPr>
     <w:r>
@@ -424,6 +457,7 @@
         <w:lang w:val="en-GB" w:bidi="en-GB"/>
         <w:rtl w:val="0"/>
         <w:szCs w:val="13"/>
+        <w:bCs w:val="0"/>
       </w:rPr>
       <w:t>WORKING APPLICATION / PENDING VALIDATION</w:t>
     </w:r>
@@ -436,6 +470,7 @@
   <w:p>
     <w:pPr>
       <w:pStyle w:val="Footer"/>
+      <w:bidi w:val="0"/>
       <w:spacing w:after="80"/>
       <w:jc w:val="left"/>
       <w:pBdr>
@@ -451,12 +486,14 @@
         <w:lang w:val="en-GB" w:bidi="en-GB"/>
         <w:rtl w:val="0"/>
         <w:szCs w:val="15"/>
+        <w:bCs w:val="0"/>
       </w:rPr>
       <w:t>GEM™   [ADDRESS] · [CITY] · [COUNTRY] · [POSTAL CODE]</w:t>
     </w:r>
   </w:p>
   <w:p>
     <w:pPr>
+      <w:bidi w:val="0"/>
       <w:spacing w:after="120"/>
       <w:jc w:val="left"/>
     </w:pPr>
@@ -469,6 +506,7 @@
         <w:lang w:val="en-GB" w:bidi="en-GB"/>
         <w:rtl w:val="0"/>
         <w:szCs w:val="15"/>
+        <w:bCs w:val="0"/>
       </w:rPr>
       <w:t>[T]   [E]   [W]</w:t>
     </w:r>
@@ -481,6 +519,7 @@
         <w:lang w:val="en-GB" w:bidi="en-GB"/>
         <w:rtl w:val="0"/>
         <w:szCs w:val="15"/>
+        <w:bCs w:val="0"/>
       </w:rPr>
       <w:t xml:space="preserve">     Page </w:t>
     </w:r>
@@ -503,6 +542,7 @@
         <w:lang w:val="en-GB" w:bidi="en-GB"/>
         <w:rtl w:val="0"/>
         <w:szCs w:val="15"/>
+        <w:bCs w:val="0"/>
       </w:rPr>
       <w:t xml:space="preserve"> of </w:t>
     </w:r>
@@ -519,6 +559,7 @@
   </w:p>
   <w:p>
     <w:pPr>
+      <w:bidi w:val="0"/>
       <w:jc w:val="left"/>
     </w:pPr>
     <w:r>
@@ -530,6 +571,7 @@
         <w:lang w:val="en-GB" w:bidi="en-GB"/>
         <w:rtl w:val="0"/>
         <w:szCs w:val="13"/>
+        <w:bCs w:val="0"/>
       </w:rPr>
       <w:t>WORKING APPLICATION / PENDING VALIDATION</w:t>
     </w:r>
@@ -542,7 +584,8 @@
   <w:p>
     <w:pPr>
       <w:pStyle w:val="Header"/>
-      <w:spacing w:after="0"/>
+      <w:bidi w:val="0"/>
+      <w:spacing w:after="0" w:line="240" w:lineRule="auto"/>
       <w:jc w:val="left"/>
     </w:pPr>
     <w:r>
@@ -588,7 +631,8 @@
   </w:p>
   <w:p>
     <w:pPr>
-      <w:spacing w:before="680" w:after="227"/>
+      <w:bidi w:val="0"/>
+      <w:spacing w:before="680" w:after="227" w:line="300" w:lineRule="exact"/>
       <w:jc w:val="left"/>
     </w:pPr>
     <w:r>
@@ -596,10 +640,12 @@
         <w:rFonts w:ascii="Jost" w:hAnsi="Jost" w:cs="Jost" w:eastAsia="Jost"/>
         <w:b w:val="0"/>
         <w:color w:val="12171D"/>
-        <w:sz w:val="16"/>
+        <w:sz w:val="21"/>
         <w:lang w:val="en-GB" w:bidi="en-GB"/>
         <w:rtl w:val="0"/>
-        <w:szCs w:val="16"/>
+        <w:szCs w:val="21"/>
+        <w:bCs w:val="0"/>
+        <w:spacing w:val="38"/>
       </w:rPr>
       <w:t>HOSPITALITY, IN PERFECT PROPORTION</w:t>
     </w:r>
@@ -612,7 +658,8 @@
   <w:p>
     <w:pPr>
       <w:pStyle w:val="Header"/>
-      <w:spacing w:after="0"/>
+      <w:bidi w:val="0"/>
+      <w:spacing w:after="0" w:line="240" w:lineRule="auto"/>
       <w:jc w:val="left"/>
     </w:pPr>
     <w:r>
@@ -624,6 +671,7 @@
         <w:lang w:val="en-GB" w:bidi="en-GB"/>
         <w:rtl w:val="0"/>
         <w:szCs w:val="18"/>
+        <w:bCs w:val="0"/>
       </w:rPr>
       <w:t>GEM™</w:t>
     </w:r>
@@ -636,6 +684,7 @@
         <w:lang w:val="en-GB" w:bidi="en-GB"/>
         <w:rtl w:val="0"/>
         <w:szCs w:val="16"/>
+        <w:bCs w:val="0"/>
       </w:rPr>
       <w:t xml:space="preserve">    [REFERENCE NUMBER]</w:t>
     </w:r>
@@ -851,10 +900,12 @@
   <w:docDefaults>
     <w:rPrDefault>
       <w:rPr>
-        <w:rFonts w:asciiTheme="minorHAnsi" w:eastAsiaTheme="minorEastAsia" w:hAnsiTheme="minorHAnsi" w:cstheme="minorBidi"/>
-        <w:sz w:val="22"/>
-        <w:szCs w:val="22"/>
-        <w:lang w:val="en-US" w:eastAsia="en-US" w:bidi="ar-SA"/>
+        <w:rFonts w:ascii="Inter" w:hAnsi="Inter" w:cs="Noto Sans Arabic" w:eastAsia="Inter"/>
+        <w:lang w:val="en-GB" w:bidi="ar-SA"/>
+        <w:sz w:val="21"/>
+        <w:szCs w:val="23"/>
+        <w:b w:val="0"/>
+        <w:bCs w:val="0"/>
       </w:rPr>
     </w:rPrDefault>
     <w:pPrDefault>
@@ -1006,10 +1057,20 @@
     <w:name w:val="Normal"/>
     <w:qFormat/>
     <w:rsid w:val="00FC693F"/>
+    <w:pPr>
+      <w:bidi w:val="0"/>
+      <w:jc w:val="left"/>
+      <w:spacing w:line="336" w:lineRule="exact" w:after="120"/>
+    </w:pPr>
     <w:rPr>
-      <w:rFonts w:ascii="Inter" w:hAnsi="Inter"/>
       <w:color w:val="12171D"/>
       <w:sz w:val="21"/>
+      <w:rFonts w:ascii="Inter" w:hAnsi="Inter" w:cs="Noto Sans Arabic" w:eastAsia="Inter"/>
+      <w:b w:val="0"/>
+      <w:bCs w:val="0"/>
+      <w:spacing w:val="0"/>
+      <w:lang w:val="en-GB" w:bidi="ar-SA"/>
+      <w:szCs w:val="23"/>
     </w:rPr>
   </w:style>
   <w:style w:type="paragraph" w:styleId="Header">
@@ -1069,14 +1130,18 @@
       <w:keepLines/>
       <w:spacing w:before="480" w:after="0"/>
       <w:outlineLvl w:val="0"/>
+      <w:bidi w:val="0"/>
+      <w:jc w:val="left"/>
     </w:pPr>
     <w:rPr>
-      <w:rFonts w:asciiTheme="majorHAnsi" w:eastAsiaTheme="majorEastAsia" w:hAnsiTheme="majorHAnsi" w:cstheme="majorBidi" w:ascii="Jost" w:hAnsi="Jost"/>
-      <w:b/>
-      <w:bCs/>
       <w:color w:val="12171D"/>
       <w:sz w:val="24"/>
-      <w:szCs w:val="28"/>
+      <w:rFonts w:ascii="Jost" w:hAnsi="Jost" w:cs="Noto Sans Arabic" w:eastAsia="Inter"/>
+      <w:b w:val="0"/>
+      <w:bCs w:val="0"/>
+      <w:spacing w:val="0"/>
+      <w:lang w:val="en-GB" w:bidi="ar-SA"/>
+      <w:szCs w:val="24"/>
     </w:rPr>
   </w:style>
   <w:style w:type="paragraph" w:styleId="Heading2">
@@ -1093,14 +1158,18 @@
       <w:keepLines/>
       <w:spacing w:before="200" w:after="0"/>
       <w:outlineLvl w:val="1"/>
+      <w:bidi w:val="0"/>
+      <w:jc w:val="left"/>
     </w:pPr>
     <w:rPr>
-      <w:rFonts w:asciiTheme="majorHAnsi" w:eastAsiaTheme="majorEastAsia" w:hAnsiTheme="majorHAnsi" w:cstheme="majorBidi" w:ascii="Jost" w:hAnsi="Jost"/>
-      <w:b/>
-      <w:bCs/>
       <w:color w:val="12171D"/>
       <w:sz w:val="24"/>
-      <w:szCs w:val="26"/>
+      <w:rFonts w:ascii="Jost" w:hAnsi="Jost" w:cs="Noto Sans Arabic" w:eastAsia="Inter"/>
+      <w:b w:val="0"/>
+      <w:bCs w:val="0"/>
+      <w:spacing w:val="0"/>
+      <w:lang w:val="en-GB" w:bidi="ar-SA"/>
+      <w:szCs w:val="24"/>
     </w:rPr>
   </w:style>
   <w:style w:type="paragraph" w:styleId="Heading3">
@@ -1308,12 +1377,14 @@
     <w:uiPriority w:val="9"/>
     <w:rsid w:val="00FC693F"/>
     <w:rPr>
-      <w:rFonts w:asciiTheme="majorHAnsi" w:eastAsiaTheme="majorEastAsia" w:hAnsiTheme="majorHAnsi" w:cstheme="majorBidi"/>
-      <w:b/>
-      <w:bCs/>
       <w:color w:val="365F91" w:themeColor="accent1" w:themeShade="BF"/>
       <w:sz w:val="28"/>
-      <w:szCs w:val="28"/>
+      <w:rFonts w:ascii="Jost" w:hAnsi="Jost" w:cs="Noto Sans Arabic" w:eastAsia="Inter"/>
+      <w:b w:val="0"/>
+      <w:bCs w:val="0"/>
+      <w:spacing w:val="0"/>
+      <w:lang w:val="en-GB" w:bidi="ar-SA"/>
+      <w:szCs w:val="24"/>
     </w:rPr>
   </w:style>
   <w:style w:type="character" w:customStyle="1" w:styleId="Heading2Char">
@@ -1323,12 +1394,14 @@
     <w:uiPriority w:val="9"/>
     <w:rsid w:val="00FC693F"/>
     <w:rPr>
-      <w:rFonts w:asciiTheme="majorHAnsi" w:eastAsiaTheme="majorEastAsia" w:hAnsiTheme="majorHAnsi" w:cstheme="majorBidi"/>
-      <w:b/>
-      <w:bCs/>
       <w:color w:val="4F81BD" w:themeColor="accent1"/>
       <w:sz w:val="26"/>
-      <w:szCs w:val="26"/>
+      <w:rFonts w:ascii="Jost" w:hAnsi="Jost" w:cs="Noto Sans Arabic" w:eastAsia="Inter"/>
+      <w:b w:val="0"/>
+      <w:bCs w:val="0"/>
+      <w:spacing w:val="0"/>
+      <w:lang w:val="en-GB" w:bidi="ar-SA"/>
+      <w:szCs w:val="24"/>
     </w:rPr>
   </w:style>
   <w:style w:type="character" w:customStyle="1" w:styleId="Heading3Char">
@@ -1442,7 +1515,19 @@
     <w:rsid w:val="00AA1D8D"/>
     <w:pPr>
       <w:spacing w:after="120"/>
-    </w:pPr>
+      <w:bidi w:val="0"/>
+      <w:ind w:right="1701"/>
+      <w:jc w:val="left"/>
+      <w:spacing w:line="336" w:lineRule="exact" w:after="120"/>
+    </w:pPr>
+    <w:rPr>
+      <w:rFonts w:ascii="Inter" w:hAnsi="Inter" w:cs="Noto Sans Arabic" w:eastAsia="Inter"/>
+      <w:b w:val="0"/>
+      <w:bCs w:val="0"/>
+      <w:spacing w:val="0"/>
+      <w:lang w:val="en-GB" w:bidi="ar-SA"/>
+      <w:szCs w:val="23"/>
+    </w:rPr>
   </w:style>
   <w:style w:type="character" w:customStyle="1" w:styleId="BodyTextChar">
     <w:name w:val="Body Text Char"/>
